--- a/public/Abdullah_Almofleh_Resume.docx
+++ b/public/Abdullah_Almofleh_Resume.docx
@@ -27,7 +27,7 @@
           <w:sz w:val="22"/>
           <w:szCs w:val="22"/>
         </w:rPr>
-        <w:t xml:space="preserve">Senior Full-Stack Engineer | NestJS / Next.js Specialist</w:t>
+        <w:t xml:space="preserve">Senior Full-Stack Engineer | NestJS / Next.js Specialist TEST TEST</w:t>
       </w:r>
     </w:p>
     <w:p>

--- a/public/Abdullah_Almofleh_Resume.docx
+++ b/public/Abdullah_Almofleh_Resume.docx
@@ -27,7 +27,7 @@
           <w:sz w:val="22"/>
           <w:szCs w:val="22"/>
         </w:rPr>
-        <w:t xml:space="preserve">Senior Full-Stack Engineer | NestJS / Next.js Specialist TEST TEST</w:t>
+        <w:t xml:space="preserve">Senior Full-Stack Engineer | NestJS / Next.js Specialist</w:t>
       </w:r>
     </w:p>
     <w:p>

--- a/public/Abdullah_Almofleh_Resume.docx
+++ b/public/Abdullah_Almofleh_Resume.docx
@@ -27,7 +27,7 @@
           <w:sz w:val="22"/>
           <w:szCs w:val="22"/>
         </w:rPr>
-        <w:t xml:space="preserve">Senior Full-Stack Engineer | NestJS / Next.js Specialist</w:t>
+        <w:t xml:space="preserve">Senior Full-Stack Engineer | NestJS / Next.js Specialist N no</w:t>
       </w:r>
     </w:p>
     <w:p>

--- a/public/Abdullah_Almofleh_Resume.docx
+++ b/public/Abdullah_Almofleh_Resume.docx
@@ -27,7 +27,7 @@
           <w:sz w:val="22"/>
           <w:szCs w:val="22"/>
         </w:rPr>
-        <w:t xml:space="preserve">Senior Full-Stack Engineer | NestJS / Next.js Specialist N no</w:t>
+        <w:t xml:space="preserve">Senior Full-Stack Engineer | NestJS / Next.js Specialist</w:t>
       </w:r>
     </w:p>
     <w:p>

--- a/public/Abdullah_Almofleh_Resume.docx
+++ b/public/Abdullah_Almofleh_Resume.docx
@@ -609,7 +609,7 @@
         <w:ind w:left="360"/>
       </w:pPr>
       <w:r>
-        <w:t xml:space="preserve">• Led Laravel/Vue/Node.js projects from requirements to deployment.</w:t>
+        <w:t xml:space="preserve">• Contributed to full-stack Laravel, Vue.js, and Node.js projects, implementing features from requirements through production deployment and improving delivery timelines by ~50%.</w:t>
       </w:r>
     </w:p>
     <w:p>

--- a/public/Abdullah_Almofleh_Resume.docx
+++ b/public/Abdullah_Almofleh_Resume.docx
@@ -862,7 +862,7 @@
         <w:ind w:left="360"/>
       </w:pPr>
       <w:r>
-        <w:t xml:space="preserve">• Delivered React/Laravel/Flutter full-stack solutions for clients.</w:t>
+        <w:t xml:space="preserve">• Delivered React/Laravel full-stack solutions for clients.</w:t>
       </w:r>
     </w:p>
     <w:p>
